--- a/.DOWNLOAD_HERE/Sonic V20 Manual.docx
+++ b/.DOWNLOAD_HERE/Sonic V20 Manual.docx
@@ -5850,25 +5850,7 @@
                 <w:color w:val="000000"/>
                 <w:lang w:val="en-US"/>
               </w:rPr>
-              <w:t xml:space="preserve">Setting an analog subtone to reception (Continuous Tone Coded Squelch), if the function is enabled, the noise </w:t>
-            </w:r>
-            <w:proofErr w:type="gramStart"/>
-            <w:r>
-              <w:rPr>
-                <w:rFonts w:ascii="Arial" w:eastAsia="Times New Roman" w:hAnsi="Arial" w:cs="Times New Roman"/>
-                <w:color w:val="000000"/>
-                <w:lang w:val="en-US"/>
-              </w:rPr>
-              <w:t>canceler</w:t>
-            </w:r>
-            <w:proofErr w:type="gramEnd"/>
-            <w:r>
-              <w:rPr>
-                <w:rFonts w:ascii="Arial" w:eastAsia="Times New Roman" w:hAnsi="Arial" w:cs="Times New Roman"/>
-                <w:color w:val="000000"/>
-                <w:lang w:val="en-US"/>
-              </w:rPr>
-              <w:t xml:space="preserve"> will open only after receiving this subtone, applicable only for FM modulation.</w:t>
+              <w:t>Setting an analog subtone to reception (Continuous Tone Coded Squelch), if the function is enabled, the noise canceler will open only after receiving this subtone, applicable only for FM modulation.</w:t>
             </w:r>
           </w:p>
         </w:tc>
@@ -7264,121 +7246,6 @@
                 <w:lang w:val="en-US"/>
               </w:rPr>
               <w:t>Noise Cancelling Tail Eliminator Repeater</w:t>
-            </w:r>
-          </w:p>
-        </w:tc>
-      </w:tr>
-      <w:tr>
-        <w:trPr>
-          <w:trHeight w:val="300"/>
-        </w:trPr>
-        <w:tc>
-          <w:tcPr>
-            <w:tcW w:w="960" w:type="dxa"/>
-            <w:tcBorders>
-              <w:top w:val="single" w:sz="2" w:space="0" w:color="000000"/>
-              <w:left w:val="single" w:sz="2" w:space="0" w:color="000000"/>
-              <w:bottom w:val="single" w:sz="2" w:space="0" w:color="000000"/>
-              <w:right w:val="single" w:sz="2" w:space="0" w:color="000000"/>
-            </w:tcBorders>
-            <w:shd w:val="clear" w:color="auto" w:fill="FFFFFF"/>
-            <w:tcMar>
-              <w:top w:w="0" w:type="dxa"/>
-              <w:left w:w="108" w:type="dxa"/>
-              <w:bottom w:w="0" w:type="dxa"/>
-              <w:right w:w="108" w:type="dxa"/>
-            </w:tcMar>
-          </w:tcPr>
-          <w:p>
-            <w:pPr>
-              <w:pStyle w:val="Standard"/>
-              <w:numPr>
-                <w:ilvl w:val="0"/>
-                <w:numId w:val="9"/>
-              </w:numPr>
-              <w:autoSpaceDE w:val="0"/>
-              <w:jc w:val="center"/>
-              <w:rPr>
-                <w:rFonts w:ascii="Arial" w:eastAsia="Times New Roman" w:hAnsi="Arial" w:cs="Times New Roman"/>
-                <w:color w:val="000000"/>
-                <w:lang w:val="en-US"/>
-              </w:rPr>
-            </w:pPr>
-          </w:p>
-        </w:tc>
-        <w:tc>
-          <w:tcPr>
-            <w:tcW w:w="1215" w:type="dxa"/>
-            <w:tcBorders>
-              <w:top w:val="single" w:sz="2" w:space="0" w:color="000000"/>
-              <w:left w:val="single" w:sz="2" w:space="0" w:color="000000"/>
-              <w:bottom w:val="single" w:sz="2" w:space="0" w:color="000000"/>
-              <w:right w:val="single" w:sz="2" w:space="0" w:color="000000"/>
-            </w:tcBorders>
-            <w:shd w:val="clear" w:color="auto" w:fill="FFFFFF"/>
-            <w:tcMar>
-              <w:top w:w="0" w:type="dxa"/>
-              <w:left w:w="108" w:type="dxa"/>
-              <w:bottom w:w="0" w:type="dxa"/>
-              <w:right w:w="108" w:type="dxa"/>
-            </w:tcMar>
-          </w:tcPr>
-          <w:p>
-            <w:pPr>
-              <w:pStyle w:val="Standard"/>
-              <w:autoSpaceDE w:val="0"/>
-              <w:jc w:val="center"/>
-              <w:rPr>
-                <w:rFonts w:ascii="Arial" w:eastAsia="Times New Roman" w:hAnsi="Arial" w:cs="Times New Roman"/>
-                <w:b/>
-                <w:bCs/>
-                <w:color w:val="000000"/>
-              </w:rPr>
-            </w:pPr>
-            <w:r>
-              <w:rPr>
-                <w:rFonts w:ascii="Arial" w:eastAsia="Times New Roman" w:hAnsi="Arial" w:cs="Times New Roman"/>
-                <w:b/>
-                <w:bCs/>
-                <w:color w:val="000000"/>
-              </w:rPr>
-              <w:t>Sclist</w:t>
-            </w:r>
-          </w:p>
-        </w:tc>
-        <w:tc>
-          <w:tcPr>
-            <w:tcW w:w="7470" w:type="dxa"/>
-            <w:tcBorders>
-              <w:top w:val="single" w:sz="2" w:space="0" w:color="000000"/>
-              <w:left w:val="single" w:sz="2" w:space="0" w:color="000000"/>
-              <w:bottom w:val="single" w:sz="2" w:space="0" w:color="000000"/>
-              <w:right w:val="single" w:sz="2" w:space="0" w:color="000000"/>
-            </w:tcBorders>
-            <w:shd w:val="clear" w:color="auto" w:fill="FFFFFF"/>
-            <w:tcMar>
-              <w:top w:w="0" w:type="dxa"/>
-              <w:left w:w="108" w:type="dxa"/>
-              <w:bottom w:w="0" w:type="dxa"/>
-              <w:right w:w="108" w:type="dxa"/>
-            </w:tcMar>
-          </w:tcPr>
-          <w:p>
-            <w:pPr>
-              <w:pStyle w:val="Standard"/>
-              <w:autoSpaceDE w:val="0"/>
-              <w:jc w:val="both"/>
-              <w:rPr>
-                <w:rFonts w:ascii="Arial" w:eastAsia="Times New Roman" w:hAnsi="Arial" w:cs="Times New Roman"/>
-                <w:color w:val="000000"/>
-              </w:rPr>
-            </w:pPr>
-            <w:r>
-              <w:rPr>
-                <w:rFonts w:ascii="Arial" w:eastAsia="Times New Roman" w:hAnsi="Arial" w:cs="Times New Roman"/>
-                <w:color w:val="000000"/>
-              </w:rPr>
-              <w:t>Selecting a Scan List</w:t>
             </w:r>
           </w:p>
         </w:tc>
